--- a/t30_s1.docx
+++ b/t30_s1.docx
@@ -3,2168 +3,998 @@
 <w:document xmlns:wpc="http://schemas.microsoft.com/office/word/2010/wordprocessingCanvas" xmlns:mo="http://schemas.microsoft.com/office/mac/office/2008/main" xmlns:mc="http://schemas.openxmlformats.org/markup-compatibility/2006" xmlns:mv="urn:schemas-microsoft-com:mac:vml" xmlns:o="urn:schemas-microsoft-com:office:office" xmlns:r="http://schemas.openxmlformats.org/officeDocument/2006/relationships" xmlns:m="http://schemas.openxmlformats.org/officeDocument/2006/math" xmlns:v="urn:schemas-microsoft-com:vml" xmlns:wp14="http://schemas.microsoft.com/office/word/2010/wordprocessingDrawing" xmlns:wp="http://schemas.openxmlformats.org/drawingml/2006/wordprocessingDrawing" xmlns:w10="urn:schemas-microsoft-com:office:word" xmlns:w="http://schemas.openxmlformats.org/wordprocessingml/2006/main" xmlns:w14="http://schemas.microsoft.com/office/word/2010/wordml" xmlns:wpg="http://schemas.microsoft.com/office/word/2010/wordprocessingGroup" xmlns:wpi="http://schemas.microsoft.com/office/word/2010/wordprocessingInk" xmlns:wne="http://schemas.microsoft.com/office/word/2006/wordml" xmlns:wps="http://schemas.microsoft.com/office/word/2010/wordprocessingShape" mc:Ignorable="w14 wp14">
   <w:body>
     <w:p>
-      <w:pPr>
-        <w:spacing w:after="20" w:before="120"/>
-      </w:pPr>
       <w:r>
-        <w:rPr>
-          <w:b/>
-          <w:sz w:val="22"/>
-        </w:rPr>
-        <w:t>Question: A client with a fractured femur suddenly develops dyspnea, chest pain and confusion 48 hours after injury. Which complication should the nurse suspect FIRST?</w:t>
+        <w:t xml:space="preserve">Question: A client is admitted with a diagnosis of acute pancreatitis. The nurse should place the client on which dietary status?</w:t>
       </w:r>
     </w:p>
     <w:p>
-      <w:pPr>
-        <w:spacing w:after="0" w:before="0"/>
-      </w:pPr>
       <w:r>
-        <w:rPr>
-          <w:b w:val="0"/>
-          <w:sz w:val="22"/>
-        </w:rPr>
-        <w:t>(a) Pulmonary embolism</w:t>
+        <w:t xml:space="preserve">(a) NPO with IV fluids</w:t>
       </w:r>
     </w:p>
     <w:p>
-      <w:pPr>
-        <w:spacing w:after="0" w:before="0"/>
-      </w:pPr>
       <w:r>
-        <w:rPr>
-          <w:b w:val="0"/>
-          <w:sz w:val="22"/>
-        </w:rPr>
-        <w:t>(b) Hypovolemic shock</w:t>
+        <w:t xml:space="preserve">(b) A high-fat diet</w:t>
       </w:r>
     </w:p>
     <w:p>
-      <w:pPr>
-        <w:spacing w:after="0" w:before="0"/>
-      </w:pPr>
       <w:r>
-        <w:rPr>
-          <w:b w:val="0"/>
-          <w:sz w:val="22"/>
-        </w:rPr>
-        <w:t>(c) Pneumothorax</w:t>
+        <w:t xml:space="preserve">(c) A high-fiber diet</w:t>
       </w:r>
     </w:p>
     <w:p>
-      <w:pPr>
-        <w:spacing w:after="0" w:before="0"/>
-      </w:pPr>
       <w:r>
-        <w:rPr>
-          <w:b w:val="0"/>
-          <w:sz w:val="22"/>
-        </w:rPr>
-        <w:t>(d) Fat embolism syndrome</w:t>
+        <w:t xml:space="preserve">(d) Regular diet with extra protein</w:t>
       </w:r>
     </w:p>
     <w:p>
-      <w:pPr>
-        <w:spacing w:after="0" w:before="40"/>
-      </w:pPr>
       <w:r>
-        <w:rPr>
-          <w:b/>
-          <w:sz w:val="22"/>
-        </w:rPr>
-        <w:t>Answer: d</w:t>
+        <w:t xml:space="preserve">Answer: a</w:t>
       </w:r>
     </w:p>
     <w:p>
-      <w:pPr>
-        <w:spacing w:after="0" w:before="0"/>
-      </w:pPr>
       <w:r>
-        <w:rPr>
-          <w:b w:val="0"/>
-          <w:sz w:val="21"/>
-        </w:rPr>
-        <w:t>Solution: Fat embolism, most common after long-bone fractures, classically presents with respiratory distress and confusion 24-72 hours after injury (petechiae over the chest are a hallmark).</w:t>
+        <w:t xml:space="preserve">Solution: The client remains NPO during the acute phase to rest the pancreas and prevent stimulation of enzyme secretion. IV fluids and analgesics are provided.</w:t>
       </w:r>
     </w:p>
     <w:p>
-      <w:pPr>
-        <w:spacing w:after="0" w:before="0"/>
-      </w:pPr>
       <w:r>
-        <w:rPr>
-          <w:b w:val="0"/>
-          <w:sz w:val="20"/>
-        </w:rPr>
-        <w:t>Positive Marks: 1</w:t>
+        <w:t xml:space="preserve">Positive Marks: 1</w:t>
       </w:r>
     </w:p>
     <w:p>
-      <w:pPr>
-        <w:spacing w:after="160" w:before="0"/>
-      </w:pPr>
       <w:r>
-        <w:rPr>
-          <w:b w:val="0"/>
-          <w:sz w:val="20"/>
-        </w:rPr>
-        <w:t>Negative Marks: 0.25</w:t>
+        <w:t xml:space="preserve">Negative Marks: 0.25</w:t>
       </w:r>
     </w:p>
     <w:p>
-      <w:pPr>
-        <w:spacing w:after="20" w:before="120"/>
-      </w:pPr>
       <w:r>
-        <w:rPr>
-          <w:b/>
-          <w:sz w:val="22"/>
-        </w:rPr>
-        <w:t>Question: The normal newborn hemoglobin level is:</w:t>
+        <w:t xml:space="preserve"/>
       </w:r>
     </w:p>
     <w:p>
-      <w:pPr>
-        <w:spacing w:after="0" w:before="0"/>
-      </w:pPr>
       <w:r>
-        <w:rPr>
-          <w:b w:val="0"/>
-          <w:sz w:val="22"/>
-        </w:rPr>
-        <w:t>(a) 10-12 g/dl</w:t>
+        <w:t xml:space="preserve">Question: A client with chronic heart failure is prescribed furosemide. Which laboratory value requires immediate action?</w:t>
       </w:r>
     </w:p>
     <w:p>
-      <w:pPr>
-        <w:spacing w:after="0" w:before="0"/>
-      </w:pPr>
       <w:r>
-        <w:rPr>
-          <w:b w:val="0"/>
-          <w:sz w:val="22"/>
-        </w:rPr>
-        <w:t>(b) 17-20 g/dl</w:t>
+        <w:t xml:space="preserve">(a) Serum potassium of 2.8 mEq/L</w:t>
       </w:r>
     </w:p>
     <w:p>
-      <w:pPr>
-        <w:spacing w:after="0" w:before="0"/>
-      </w:pPr>
       <w:r>
-        <w:rPr>
-          <w:b w:val="0"/>
-          <w:sz w:val="22"/>
-        </w:rPr>
-        <w:t>(c) 20-25 g/dl</w:t>
+        <w:t xml:space="preserve">(b) Serum sodium of 138 mEq/L</w:t>
       </w:r>
     </w:p>
     <w:p>
-      <w:pPr>
-        <w:spacing w:after="0" w:before="0"/>
-      </w:pPr>
       <w:r>
-        <w:rPr>
-          <w:b w:val="0"/>
-          <w:sz w:val="22"/>
-        </w:rPr>
-        <w:t>(d) 12-14 g/dl</w:t>
+        <w:t xml:space="preserve">(c) Hemoglobin of 12.5 g/dL</w:t>
       </w:r>
     </w:p>
     <w:p>
-      <w:pPr>
-        <w:spacing w:after="0" w:before="40"/>
-      </w:pPr>
       <w:r>
-        <w:rPr>
-          <w:b/>
-          <w:sz w:val="22"/>
-        </w:rPr>
-        <w:t>Answer: b</w:t>
+        <w:t xml:space="preserve">(d) Serum creatinine of 0.9 mg/dL</w:t>
       </w:r>
     </w:p>
     <w:p>
-      <w:pPr>
-        <w:spacing w:after="0" w:before="0"/>
-      </w:pPr>
       <w:r>
-        <w:rPr>
-          <w:b w:val="0"/>
-          <w:sz w:val="21"/>
-        </w:rPr>
-        <w:t>Solution: The normal newborn haemoglobin level is 17-20 g/dl.</w:t>
+        <w:t xml:space="preserve">Answer: a</w:t>
       </w:r>
     </w:p>
     <w:p>
-      <w:pPr>
-        <w:spacing w:after="0" w:before="0"/>
-      </w:pPr>
       <w:r>
-        <w:rPr>
-          <w:b w:val="0"/>
-          <w:sz w:val="20"/>
-        </w:rPr>
-        <w:t>Positive Marks: 1</w:t>
+        <w:t xml:space="preserve">Solution: Furosemide (a loop diuretic) causes potassium loss; hypokalemia of 2.8 mEq/L can cause dangerous cardiac arrhythmias and must be corrected promptly.</w:t>
       </w:r>
     </w:p>
     <w:p>
-      <w:pPr>
-        <w:spacing w:after="160" w:before="0"/>
-      </w:pPr>
       <w:r>
-        <w:rPr>
-          <w:b w:val="0"/>
-          <w:sz w:val="20"/>
-        </w:rPr>
-        <w:t>Negative Marks: 0.25</w:t>
+        <w:t xml:space="preserve">Positive Marks: 1</w:t>
       </w:r>
     </w:p>
     <w:p>
-      <w:pPr>
-        <w:spacing w:after="20" w:before="120"/>
-      </w:pPr>
       <w:r>
-        <w:rPr>
-          <w:b/>
-          <w:sz w:val="22"/>
-        </w:rPr>
-        <w:t>Question: Following thoracentesis (pleural fluid aspiration), in which position should the nurse place the patient?</w:t>
+        <w:t xml:space="preserve">Negative Marks: 0.25</w:t>
       </w:r>
     </w:p>
     <w:p>
-      <w:pPr>
-        <w:spacing w:after="0" w:before="0"/>
-      </w:pPr>
       <w:r>
-        <w:rPr>
-          <w:b w:val="0"/>
-          <w:sz w:val="22"/>
-        </w:rPr>
-        <w:t>(a) Trendelenburg position</w:t>
+        <w:t xml:space="preserve"/>
       </w:r>
     </w:p>
     <w:p>
-      <w:pPr>
-        <w:spacing w:after="0" w:before="0"/>
-      </w:pPr>
       <w:r>
-        <w:rPr>
-          <w:b w:val="0"/>
-          <w:sz w:val="22"/>
-        </w:rPr>
-        <w:t>(b) Side-lying on the affected side</w:t>
+        <w:t xml:space="preserve">Question: The nurse is caring for a client with a wound drain (Jackson-Pratt). Which action is correct when emptying the drain?</w:t>
       </w:r>
     </w:p>
     <w:p>
-      <w:pPr>
-        <w:spacing w:after="0" w:before="0"/>
-      </w:pPr>
       <w:r>
-        <w:rPr>
-          <w:b w:val="0"/>
-          <w:sz w:val="22"/>
-        </w:rPr>
-        <w:t>(c) Side-lying on the unaffected side with puncture site up</w:t>
+        <w:t xml:space="preserve">(a) Record the amount and character of the drainage</w:t>
       </w:r>
     </w:p>
     <w:p>
-      <w:pPr>
-        <w:spacing w:after="0" w:before="0"/>
-      </w:pPr>
       <w:r>
-        <w:rPr>
-          <w:b w:val="0"/>
-          <w:sz w:val="22"/>
-        </w:rPr>
-        <w:t>(d) Prone position</w:t>
+        <w:t xml:space="preserve">(b) Discard the drainage without measuring</w:t>
       </w:r>
     </w:p>
     <w:p>
-      <w:pPr>
-        <w:spacing w:after="0" w:before="40"/>
-      </w:pPr>
       <w:r>
-        <w:rPr>
-          <w:b/>
-          <w:sz w:val="22"/>
-        </w:rPr>
-        <w:t>Answer: c</w:t>
+        <w:t xml:space="preserve">(c) Empty the drain without wearing gloves</w:t>
       </w:r>
     </w:p>
     <w:p>
-      <w:pPr>
-        <w:spacing w:after="0" w:before="0"/>
-      </w:pPr>
       <w:r>
-        <w:rPr>
-          <w:b w:val="0"/>
-          <w:sz w:val="21"/>
-        </w:rPr>
-        <w:t>Solution: Positioning on the unaffected side with puncture site elevated for 1 hour promotes lung expansion and reduces leakage from the puncture site.</w:t>
+        <w:t xml:space="preserve">(d) Leave the drain open to air for an hour</w:t>
       </w:r>
     </w:p>
     <w:p>
-      <w:pPr>
-        <w:spacing w:after="0" w:before="0"/>
-      </w:pPr>
       <w:r>
-        <w:rPr>
-          <w:b w:val="0"/>
-          <w:sz w:val="20"/>
-        </w:rPr>
-        <w:t>Positive Marks: 1</w:t>
+        <w:t xml:space="preserve">Answer: a</w:t>
       </w:r>
     </w:p>
     <w:p>
-      <w:pPr>
-        <w:spacing w:after="160" w:before="0"/>
-      </w:pPr>
       <w:r>
-        <w:rPr>
-          <w:b w:val="0"/>
-          <w:sz w:val="20"/>
-        </w:rPr>
-        <w:t>Negative Marks: 0.25</w:t>
+        <w:t xml:space="preserve">Solution: Drain output is measured and documented for volume and character. Gloves are worn, and the drain is re-compressed to re-establish suction after emptying.</w:t>
       </w:r>
     </w:p>
     <w:p>
-      <w:pPr>
-        <w:spacing w:after="20" w:before="120"/>
-      </w:pPr>
       <w:r>
-        <w:rPr>
-          <w:b/>
-          <w:sz w:val="22"/>
-        </w:rPr>
-        <w:t>Question: A postpartum client on day 3 suddenly develops severe chest pain and dyspnea. What is the priority action?</w:t>
+        <w:t xml:space="preserve">Positive Marks: 1</w:t>
       </w:r>
     </w:p>
     <w:p>
-      <w:pPr>
-        <w:spacing w:after="0" w:before="0"/>
-      </w:pPr>
       <w:r>
-        <w:rPr>
-          <w:b w:val="0"/>
-          <w:sz w:val="22"/>
-        </w:rPr>
-        <w:t>(a) Assess the calves for deep vein thrombosis first</w:t>
+        <w:t xml:space="preserve">Negative Marks: 0.25</w:t>
       </w:r>
     </w:p>
     <w:p>
-      <w:pPr>
-        <w:spacing w:after="0" w:before="0"/>
-      </w:pPr>
       <w:r>
-        <w:rPr>
-          <w:b w:val="0"/>
-          <w:sz w:val="22"/>
-        </w:rPr>
-        <w:t>(b) Administer oxygen and notify the provider immediately</w:t>
+        <w:t xml:space="preserve"/>
       </w:r>
     </w:p>
     <w:p>
-      <w:pPr>
-        <w:spacing w:after="0" w:before="0"/>
-      </w:pPr>
       <w:r>
-        <w:rPr>
-          <w:b w:val="0"/>
-          <w:sz w:val="22"/>
-        </w:rPr>
-        <w:t>(c) Give the prescribed analgesic and reassess</w:t>
+        <w:t xml:space="preserve">Question: A client with diabetes is experiencing a hyperglycemic hyperosmolar state (HHS). Which finding is most characteristic?</w:t>
       </w:r>
     </w:p>
     <w:p>
-      <w:pPr>
-        <w:spacing w:after="0" w:before="0"/>
-      </w:pPr>
       <w:r>
-        <w:rPr>
-          <w:b w:val="0"/>
-          <w:sz w:val="22"/>
-        </w:rPr>
-        <w:t>(d) Ambulate the client to improve circulation</w:t>
+        <w:t xml:space="preserve">(a) Severe dehydration with markedly elevated blood glucose</w:t>
       </w:r>
     </w:p>
     <w:p>
-      <w:pPr>
-        <w:spacing w:after="0" w:before="40"/>
-      </w:pPr>
       <w:r>
-        <w:rPr>
-          <w:b/>
-          <w:sz w:val="22"/>
-        </w:rPr>
-        <w:t>Answer: b</w:t>
+        <w:t xml:space="preserve">(b) Kussmaul respirations with ketones in the urine</w:t>
       </w:r>
     </w:p>
     <w:p>
-      <w:pPr>
-        <w:spacing w:after="0" w:before="0"/>
-      </w:pPr>
       <w:r>
-        <w:rPr>
-          <w:b w:val="0"/>
-          <w:sz w:val="21"/>
-        </w:rPr>
-        <w:t>Solution: Sudden chest pain and dyspnea postpartum suggest pulmonary embolism or amniotic fluid embolism; oxygen and immediate notification are life-saving priorities.</w:t>
+        <w:t xml:space="preserve">(c) Rapid onset of symptoms</w:t>
       </w:r>
     </w:p>
     <w:p>
-      <w:pPr>
-        <w:spacing w:after="0" w:before="0"/>
-      </w:pPr>
       <w:r>
-        <w:rPr>
-          <w:b w:val="0"/>
-          <w:sz w:val="20"/>
-        </w:rPr>
-        <w:t>Positive Marks: 1</w:t>
+        <w:t xml:space="preserve">(d) Normal serum osmolality</w:t>
       </w:r>
     </w:p>
     <w:p>
-      <w:pPr>
-        <w:spacing w:after="160" w:before="0"/>
-      </w:pPr>
       <w:r>
-        <w:rPr>
-          <w:b w:val="0"/>
-          <w:sz w:val="20"/>
-        </w:rPr>
-        <w:t>Negative Marks: 0.25</w:t>
+        <w:t xml:space="preserve">Answer: a</w:t>
       </w:r>
     </w:p>
     <w:p>
-      <w:pPr>
-        <w:spacing w:after="20" w:before="120"/>
-      </w:pPr>
       <w:r>
-        <w:rPr>
-          <w:b/>
-          <w:sz w:val="22"/>
-        </w:rPr>
-        <w:t>Question: Which psychiatric medication lowers the seizure threshold and requires seizure precautions?</w:t>
+        <w:t xml:space="preserve">Solution: HHS is marked by extreme hyperglycemia (often &gt;600 mg/dL), severe dehydration, and hyperosmolality without significant ketosis. DKA (with ketones) is more common in type 1 diabetes.</w:t>
       </w:r>
     </w:p>
     <w:p>
-      <w:pPr>
-        <w:spacing w:after="0" w:before="0"/>
-      </w:pPr>
       <w:r>
-        <w:rPr>
-          <w:b w:val="0"/>
-          <w:sz w:val="22"/>
-        </w:rPr>
-        <w:t>(a) Barbiturates</w:t>
+        <w:t xml:space="preserve">Positive Marks: 1</w:t>
       </w:r>
     </w:p>
     <w:p>
-      <w:pPr>
-        <w:spacing w:after="0" w:before="0"/>
-      </w:pPr>
       <w:r>
-        <w:rPr>
-          <w:b w:val="0"/>
-          <w:sz w:val="22"/>
-        </w:rPr>
-        <w:t>(b) Anticonvulsants</w:t>
+        <w:t xml:space="preserve">Negative Marks: 0.25</w:t>
       </w:r>
     </w:p>
     <w:p>
-      <w:pPr>
-        <w:spacing w:after="0" w:before="0"/>
-      </w:pPr>
       <w:r>
-        <w:rPr>
-          <w:b w:val="0"/>
-          <w:sz w:val="22"/>
-        </w:rPr>
-        <w:t>(c) Benzodiazepines</w:t>
+        <w:t xml:space="preserve"/>
       </w:r>
     </w:p>
     <w:p>
-      <w:pPr>
-        <w:spacing w:after="0" w:before="0"/>
-      </w:pPr>
       <w:r>
-        <w:rPr>
-          <w:b w:val="0"/>
-          <w:sz w:val="22"/>
-        </w:rPr>
-        <w:t>(d) Lithium</w:t>
+        <w:t xml:space="preserve">Question: A nurse is preparing to administer a tuberculin skin test. The nurse should read the results at:</w:t>
       </w:r>
     </w:p>
     <w:p>
-      <w:pPr>
-        <w:spacing w:after="0" w:before="40"/>
-      </w:pPr>
       <w:r>
-        <w:rPr>
-          <w:b/>
-          <w:sz w:val="22"/>
-        </w:rPr>
-        <w:t>Answer: d</w:t>
+        <w:t xml:space="preserve">(a) 48–72 hours after administration</w:t>
       </w:r>
     </w:p>
     <w:p>
-      <w:pPr>
-        <w:spacing w:after="0" w:before="0"/>
-      </w:pPr>
       <w:r>
-        <w:rPr>
-          <w:b w:val="0"/>
-          <w:sz w:val="21"/>
-        </w:rPr>
-        <w:t>Solution: Lithium carbonate can lower the seizure threshold, especially at toxic serum levels (&gt;1.5 mEq/L) or when combined with antipsychotics.</w:t>
+        <w:t xml:space="preserve">(b) 24 hours after administration</w:t>
       </w:r>
     </w:p>
     <w:p>
-      <w:pPr>
-        <w:spacing w:after="0" w:before="0"/>
-      </w:pPr>
       <w:r>
-        <w:rPr>
-          <w:b w:val="0"/>
-          <w:sz w:val="20"/>
-        </w:rPr>
-        <w:t>Positive Marks: 1</w:t>
+        <w:t xml:space="preserve">(c) 1 week after administration</w:t>
       </w:r>
     </w:p>
     <w:p>
-      <w:pPr>
-        <w:spacing w:after="160" w:before="0"/>
-      </w:pPr>
       <w:r>
-        <w:rPr>
-          <w:b w:val="0"/>
-          <w:sz w:val="20"/>
-        </w:rPr>
-        <w:t>Negative Marks: 0.25</w:t>
+        <w:t xml:space="preserve">(d) Immediately after administration</w:t>
       </w:r>
     </w:p>
     <w:p>
-      <w:pPr>
-        <w:spacing w:after="20" w:before="120"/>
-      </w:pPr>
       <w:r>
-        <w:rPr>
-          <w:b/>
-          <w:sz w:val="22"/>
-        </w:rPr>
-        <w:t>Question: Which of the following behaviouaral theraphy is effective in treating patient with OCD?</w:t>
+        <w:t xml:space="preserve">Answer: a</w:t>
       </w:r>
     </w:p>
     <w:p>
-      <w:pPr>
-        <w:spacing w:after="0" w:before="0"/>
-      </w:pPr>
       <w:r>
-        <w:rPr>
-          <w:b w:val="0"/>
-          <w:sz w:val="22"/>
-        </w:rPr>
-        <w:t>(a) Exposure and response prevention</w:t>
+        <w:t xml:space="preserve">Solution: The Mantoux test is read 48–72 hours after injection. Induration (hardening), not redness, is measured.</w:t>
       </w:r>
     </w:p>
     <w:p>
-      <w:pPr>
-        <w:spacing w:after="0" w:before="0"/>
-      </w:pPr>
       <w:r>
-        <w:rPr>
-          <w:b w:val="0"/>
-          <w:sz w:val="22"/>
-        </w:rPr>
-        <w:t>(b) Aversion theraphy</w:t>
+        <w:t xml:space="preserve">Positive Marks: 1</w:t>
       </w:r>
     </w:p>
     <w:p>
-      <w:pPr>
-        <w:spacing w:after="0" w:before="0"/>
-      </w:pPr>
       <w:r>
-        <w:rPr>
-          <w:b w:val="0"/>
-          <w:sz w:val="22"/>
-        </w:rPr>
-        <w:t>(c) Psychodynamic</w:t>
+        <w:t xml:space="preserve">Negative Marks: 0.25</w:t>
       </w:r>
     </w:p>
     <w:p>
-      <w:pPr>
-        <w:spacing w:after="0" w:before="0"/>
-      </w:pPr>
       <w:r>
-        <w:rPr>
-          <w:b w:val="0"/>
-          <w:sz w:val="22"/>
-        </w:rPr>
-        <w:t>(d) Cognitive behavioural</w:t>
+        <w:t xml:space="preserve"/>
       </w:r>
     </w:p>
     <w:p>
-      <w:pPr>
-        <w:spacing w:after="0" w:before="40"/>
-      </w:pPr>
       <w:r>
-        <w:rPr>
-          <w:b/>
-          <w:sz w:val="22"/>
-        </w:rPr>
-        <w:t>Answer: a</w:t>
+        <w:t xml:space="preserve">Question: A client with a fractured hip is in Buck's traction. Which nursing intervention is most important?</w:t>
       </w:r>
     </w:p>
     <w:p>
-      <w:pPr>
-        <w:spacing w:after="0" w:before="0"/>
-      </w:pPr>
       <w:r>
-        <w:rPr>
-          <w:b w:val="0"/>
-          <w:sz w:val="21"/>
-        </w:rPr>
-        <w:t>Solution: Exposure and response prevention (ERP) is the behaviour therapy of choice for obsessive-compulsive disorder.</w:t>
+        <w:t xml:space="preserve">(a) Check the neurovascular status of the affected leg</w:t>
       </w:r>
     </w:p>
     <w:p>
-      <w:pPr>
-        <w:spacing w:after="0" w:before="0"/>
-      </w:pPr>
       <w:r>
-        <w:rPr>
-          <w:b w:val="0"/>
-          <w:sz w:val="20"/>
-        </w:rPr>
-        <w:t>Positive Marks: 1</w:t>
+        <w:t xml:space="preserve">(b) Remove the traction weights for comfort</w:t>
       </w:r>
     </w:p>
     <w:p>
-      <w:pPr>
-        <w:spacing w:after="160" w:before="0"/>
-      </w:pPr>
       <w:r>
-        <w:rPr>
-          <w:b w:val="0"/>
-          <w:sz w:val="20"/>
-        </w:rPr>
-        <w:t>Negative Marks: 0.25</w:t>
+        <w:t xml:space="preserve">(c) Place the client in a prone position</w:t>
       </w:r>
     </w:p>
     <w:p>
-      <w:pPr>
-        <w:spacing w:after="20" w:before="120"/>
-      </w:pPr>
       <w:r>
-        <w:rPr>
-          <w:b/>
-          <w:sz w:val="22"/>
-        </w:rPr>
-        <w:t>Question: The normal mature human umbilical cord at term contains</w:t>
+        <w:t xml:space="preserve">(d) Remove the traction boot daily</w:t>
       </w:r>
     </w:p>
     <w:p>
-      <w:pPr>
-        <w:spacing w:after="0" w:before="0"/>
-      </w:pPr>
       <w:r>
-        <w:rPr>
-          <w:b w:val="0"/>
-          <w:sz w:val="22"/>
-        </w:rPr>
-        <w:t>(a) One artery and one vein</w:t>
+        <w:t xml:space="preserve">Answer: a</w:t>
       </w:r>
     </w:p>
     <w:p>
-      <w:pPr>
-        <w:spacing w:after="0" w:before="0"/>
-      </w:pPr>
       <w:r>
-        <w:rPr>
-          <w:b w:val="0"/>
-          <w:sz w:val="22"/>
-        </w:rPr>
-        <w:t>(b) Two arteries and two veins</w:t>
+        <w:t xml:space="preserve">Solution: Neurovascular checks (color, temperature, pulses, sensation, movement) are essential to detect complications like compartment syndrome or nerve injury. Traction weights must never be removed without an order.</w:t>
       </w:r>
     </w:p>
     <w:p>
-      <w:pPr>
-        <w:spacing w:after="0" w:before="0"/>
-      </w:pPr>
       <w:r>
-        <w:rPr>
-          <w:b w:val="0"/>
-          <w:sz w:val="22"/>
-        </w:rPr>
-        <w:t>(c) One artery and two veins</w:t>
+        <w:t xml:space="preserve">Positive Marks: 1</w:t>
       </w:r>
     </w:p>
     <w:p>
-      <w:pPr>
-        <w:spacing w:after="0" w:before="0"/>
-      </w:pPr>
       <w:r>
-        <w:rPr>
-          <w:b w:val="0"/>
-          <w:sz w:val="22"/>
-        </w:rPr>
-        <w:t>(d) Two arteries and one vein</w:t>
+        <w:t xml:space="preserve">Negative Marks: 0.25</w:t>
       </w:r>
     </w:p>
     <w:p>
-      <w:pPr>
-        <w:spacing w:after="0" w:before="40"/>
-      </w:pPr>
       <w:r>
-        <w:rPr>
-          <w:b/>
-          <w:sz w:val="22"/>
-        </w:rPr>
-        <w:t>Answer: d</w:t>
+        <w:t xml:space="preserve"/>
       </w:r>
     </w:p>
     <w:p>
-      <w:pPr>
-        <w:spacing w:after="0" w:before="0"/>
-      </w:pPr>
       <w:r>
-        <w:rPr>
-          <w:b w:val="0"/>
-          <w:sz w:val="21"/>
-        </w:rPr>
-        <w:t>Solution: At term, the umbilical cord contains 2 Umbilical Arteries (carrying deoxygenated blood from fetus) and 1 Umbilical Vein (carrying oxygenated blood to fetus), enclosed in Wharton's jelly.</w:t>
+        <w:t xml:space="preserve">Question: A client is admitted with an exacerbation of ulcerative colitis. The nurse should monitor the client for which complication?</w:t>
       </w:r>
     </w:p>
     <w:p>
-      <w:pPr>
-        <w:spacing w:after="0" w:before="0"/>
-      </w:pPr>
       <w:r>
-        <w:rPr>
-          <w:b w:val="0"/>
-          <w:sz w:val="20"/>
-        </w:rPr>
-        <w:t>Positive Marks: 1</w:t>
+        <w:t xml:space="preserve">(a) Toxic megacolon</w:t>
       </w:r>
     </w:p>
     <w:p>
-      <w:pPr>
-        <w:spacing w:after="160" w:before="0"/>
-      </w:pPr>
       <w:r>
-        <w:rPr>
-          <w:b w:val="0"/>
-          <w:sz w:val="20"/>
-        </w:rPr>
-        <w:t>Negative Marks: 0.25</w:t>
+        <w:t xml:space="preserve">(b) Hyperkalemia</w:t>
       </w:r>
     </w:p>
     <w:p>
-      <w:pPr>
-        <w:spacing w:after="20" w:before="120"/>
-      </w:pPr>
       <w:r>
-        <w:rPr>
-          <w:b/>
-          <w:sz w:val="22"/>
-        </w:rPr>
-        <w:t>Question: Obstructed labour also known as?</w:t>
+        <w:t xml:space="preserve">(c) Metabolic alkalosis</w:t>
       </w:r>
     </w:p>
     <w:p>
-      <w:pPr>
-        <w:spacing w:after="0" w:before="0"/>
-      </w:pPr>
       <w:r>
-        <w:rPr>
-          <w:b w:val="0"/>
-          <w:sz w:val="22"/>
-        </w:rPr>
-        <w:t>(a) Dystocia</w:t>
+        <w:t xml:space="preserve">(d) Constipation</w:t>
       </w:r>
     </w:p>
     <w:p>
-      <w:pPr>
-        <w:spacing w:after="0" w:before="0"/>
-      </w:pPr>
       <w:r>
-        <w:rPr>
-          <w:b w:val="0"/>
-          <w:sz w:val="22"/>
-        </w:rPr>
-        <w:t>(b) Atocia</w:t>
+        <w:t xml:space="preserve">Answer: a</w:t>
       </w:r>
     </w:p>
     <w:p>
-      <w:pPr>
-        <w:spacing w:after="0" w:before="0"/>
-      </w:pPr>
       <w:r>
-        <w:rPr>
-          <w:b w:val="0"/>
-          <w:sz w:val="22"/>
-        </w:rPr>
-        <w:t>(c) Prolonged labour</w:t>
+        <w:t xml:space="preserve">Solution: Toxic megacolon is a life-threatening complication of ulcerative colitis — severe colonic dilation with risk of perforation, requiring immediate surgery. Diarrhea with fluid loss is common.</w:t>
       </w:r>
     </w:p>
     <w:p>
-      <w:pPr>
-        <w:spacing w:after="0" w:before="0"/>
-      </w:pPr>
       <w:r>
-        <w:rPr>
-          <w:b w:val="0"/>
-          <w:sz w:val="22"/>
-        </w:rPr>
-        <w:t>(d) Precipited labour</w:t>
+        <w:t xml:space="preserve">Positive Marks: 1</w:t>
       </w:r>
     </w:p>
     <w:p>
-      <w:pPr>
-        <w:spacing w:after="0" w:before="40"/>
-      </w:pPr>
       <w:r>
-        <w:rPr>
-          <w:b/>
-          <w:sz w:val="22"/>
-        </w:rPr>
-        <w:t>Answer: a</w:t>
+        <w:t xml:space="preserve">Negative Marks: 0.25</w:t>
       </w:r>
     </w:p>
     <w:p>
-      <w:pPr>
-        <w:spacing w:after="0" w:before="0"/>
-      </w:pPr>
       <w:r>
-        <w:rPr>
-          <w:b w:val="0"/>
-          <w:sz w:val="21"/>
-        </w:rPr>
-        <w:t>Solution: Obstructed labour is also called dystocia - failure of the presenting part to descend despite strong uterine contractions.</w:t>
+        <w:t xml:space="preserve"/>
       </w:r>
     </w:p>
     <w:p>
-      <w:pPr>
-        <w:spacing w:after="0" w:before="0"/>
-      </w:pPr>
       <w:r>
-        <w:rPr>
-          <w:b w:val="0"/>
-          <w:sz w:val="20"/>
-        </w:rPr>
-        <w:t>Positive Marks: 1</w:t>
+        <w:t xml:space="preserve">Question: The nurse is assessing a client who is receiving an IV infusion and notes that the site is red, warm, and tender. The priority action is:</w:t>
       </w:r>
     </w:p>
     <w:p>
-      <w:pPr>
-        <w:spacing w:after="160" w:before="0"/>
-      </w:pPr>
       <w:r>
-        <w:rPr>
-          <w:b w:val="0"/>
-          <w:sz w:val="20"/>
-        </w:rPr>
-        <w:t>Negative Marks: 0.25</w:t>
+        <w:t xml:space="preserve">(a) Stop the infusion and restart at another site</w:t>
       </w:r>
     </w:p>
     <w:p>
-      <w:pPr>
-        <w:spacing w:after="20" w:before="120"/>
-      </w:pPr>
       <w:r>
-        <w:rPr>
-          <w:b/>
-          <w:sz w:val="22"/>
-        </w:rPr>
-        <w:t>Question: Onset of puberty before the age of 8 years in girls is called ________.</w:t>
+        <w:t xml:space="preserve">(b) Increase the infusion rate</w:t>
       </w:r>
     </w:p>
     <w:p>
-      <w:pPr>
-        <w:spacing w:after="0" w:before="0"/>
-      </w:pPr>
       <w:r>
-        <w:rPr>
-          <w:b w:val="0"/>
-          <w:sz w:val="22"/>
-        </w:rPr>
-        <w:t>(a) Thelarche</w:t>
+        <w:t xml:space="preserve">(c) Apply a warm compress over the site and continue</w:t>
       </w:r>
     </w:p>
     <w:p>
-      <w:pPr>
-        <w:spacing w:after="0" w:before="0"/>
-      </w:pPr>
       <w:r>
-        <w:rPr>
-          <w:b w:val="0"/>
-          <w:sz w:val="22"/>
-        </w:rPr>
-        <w:t>(b) Precocious puberty</w:t>
+        <w:t xml:space="preserve">(d) Document the finding and continue monitoring</w:t>
       </w:r>
     </w:p>
     <w:p>
-      <w:pPr>
-        <w:spacing w:after="0" w:before="0"/>
-      </w:pPr>
       <w:r>
-        <w:rPr>
-          <w:b w:val="0"/>
-          <w:sz w:val="22"/>
-        </w:rPr>
-        <w:t>(c) Delayed puberty</w:t>
+        <w:t xml:space="preserve">Answer: a</w:t>
       </w:r>
     </w:p>
     <w:p>
-      <w:pPr>
-        <w:spacing w:after="0" w:before="0"/>
-      </w:pPr>
       <w:r>
-        <w:rPr>
-          <w:b w:val="0"/>
-          <w:sz w:val="22"/>
-        </w:rPr>
-        <w:t>(d) Menarche</w:t>
+        <w:t xml:space="preserve">Solution: Redness, warmth, and tenderness at the IV site indicate phlebitis. The nurse discontinues the IV, applies a warm compress, and restarts at a new site.</w:t>
       </w:r>
     </w:p>
     <w:p>
-      <w:pPr>
-        <w:spacing w:after="0" w:before="40"/>
-      </w:pPr>
       <w:r>
-        <w:rPr>
-          <w:b/>
-          <w:sz w:val="22"/>
-        </w:rPr>
-        <w:t>Answer: b</w:t>
+        <w:t xml:space="preserve">Positive Marks: 1</w:t>
       </w:r>
     </w:p>
     <w:p>
-      <w:pPr>
-        <w:spacing w:after="0" w:before="0"/>
-      </w:pPr>
       <w:r>
-        <w:rPr>
-          <w:b w:val="0"/>
-          <w:sz w:val="21"/>
-        </w:rPr>
-        <w:t>Solution: Onset of puberty before 8 years in girls (and 9 years in boys) is called precocious puberty.</w:t>
+        <w:t xml:space="preserve">Negative Marks: 0.25</w:t>
       </w:r>
     </w:p>
     <w:p>
-      <w:pPr>
-        <w:spacing w:after="0" w:before="0"/>
-      </w:pPr>
       <w:r>
-        <w:rPr>
-          <w:b w:val="0"/>
-          <w:sz w:val="20"/>
-        </w:rPr>
-        <w:t>Positive Marks: 1</w:t>
+        <w:t xml:space="preserve"/>
       </w:r>
     </w:p>
     <w:p>
-      <w:pPr>
-        <w:spacing w:after="160" w:before="0"/>
-      </w:pPr>
       <w:r>
-        <w:rPr>
-          <w:b w:val="0"/>
-          <w:sz w:val="20"/>
-        </w:rPr>
-        <w:t>Negative Marks: 0.25</w:t>
+        <w:t xml:space="preserve">Question: A client with a spinal cord injury at the C5 level asks the nurse about the expected function. The nurse explains that the client will be able to:</w:t>
       </w:r>
     </w:p>
     <w:p>
-      <w:pPr>
-        <w:spacing w:after="20" w:before="120"/>
-      </w:pPr>
       <w:r>
-        <w:rPr>
-          <w:b/>
-          <w:sz w:val="22"/>
-        </w:rPr>
-        <w:t>Question: Most sensitive index of the health of a community is</w:t>
+        <w:t xml:space="preserve">(a) Use the shoulders and possibly flex the elbows, but not use the hands</w:t>
       </w:r>
     </w:p>
     <w:p>
-      <w:pPr>
-        <w:spacing w:after="0" w:before="0"/>
-      </w:pPr>
       <w:r>
-        <w:rPr>
-          <w:b w:val="0"/>
-          <w:sz w:val="22"/>
-        </w:rPr>
-        <w:t>(a) Crude Death Rate</w:t>
+        <w:t xml:space="preserve">(b) Breathe without any assistance</w:t>
       </w:r>
     </w:p>
     <w:p>
-      <w:pPr>
-        <w:spacing w:after="0" w:before="0"/>
-      </w:pPr>
       <w:r>
-        <w:rPr>
-          <w:b w:val="0"/>
-          <w:sz w:val="22"/>
-        </w:rPr>
-        <w:t>(b) Infant Mortality Rate</w:t>
+        <w:t xml:space="preserve">(c) Walk independently</w:t>
       </w:r>
     </w:p>
     <w:p>
-      <w:pPr>
-        <w:spacing w:after="0" w:before="0"/>
-      </w:pPr>
       <w:r>
-        <w:rPr>
-          <w:b w:val="0"/>
-          <w:sz w:val="22"/>
-        </w:rPr>
-        <w:t>(c) Crude Birth Rate</w:t>
+        <w:t xml:space="preserve">(d) Have full use of all extremities</w:t>
       </w:r>
     </w:p>
     <w:p>
-      <w:pPr>
-        <w:spacing w:after="0" w:before="0"/>
-      </w:pPr>
       <w:r>
-        <w:rPr>
-          <w:b w:val="0"/>
-          <w:sz w:val="22"/>
-        </w:rPr>
-        <w:t>(d) MMR</w:t>
+        <w:t xml:space="preserve">Answer: a</w:t>
       </w:r>
     </w:p>
     <w:p>
-      <w:pPr>
-        <w:spacing w:after="0" w:before="40"/>
-      </w:pPr>
       <w:r>
-        <w:rPr>
-          <w:b/>
-          <w:sz w:val="22"/>
-        </w:rPr>
-        <w:t>Answer: b</w:t>
+        <w:t xml:space="preserve">Solution: A C5 injury preserves shoulder movement and elbow flexion but not hand function. C3–C4 injuries affect breathing; C6–C7 injuries allow more arm and hand function.</w:t>
       </w:r>
     </w:p>
     <w:p>
-      <w:pPr>
-        <w:spacing w:after="0" w:before="0"/>
-      </w:pPr>
       <w:r>
-        <w:rPr>
-          <w:b w:val="0"/>
-          <w:sz w:val="21"/>
-        </w:rPr>
-        <w:t>Solution: Infant mortality rate (IMR) is the most sensitive index of the health of a community.</w:t>
+        <w:t xml:space="preserve">Positive Marks: 1</w:t>
       </w:r>
     </w:p>
     <w:p>
-      <w:pPr>
-        <w:spacing w:after="0" w:before="0"/>
-      </w:pPr>
       <w:r>
-        <w:rPr>
-          <w:b w:val="0"/>
-          <w:sz w:val="20"/>
-        </w:rPr>
-        <w:t>Positive Marks: 1</w:t>
+        <w:t xml:space="preserve">Negative Marks: 0.25</w:t>
       </w:r>
     </w:p>
     <w:p>
-      <w:pPr>
-        <w:spacing w:after="160" w:before="0"/>
-      </w:pPr>
       <w:r>
-        <w:rPr>
-          <w:b w:val="0"/>
-          <w:sz w:val="20"/>
-        </w:rPr>
-        <w:t>Negative Marks: 0.25</w:t>
+        <w:t xml:space="preserve"/>
       </w:r>
     </w:p>
     <w:p>
-      <w:pPr>
-        <w:spacing w:after="20" w:before="120"/>
-      </w:pPr>
       <w:r>
-        <w:rPr>
-          <w:b/>
-          <w:sz w:val="22"/>
-        </w:rPr>
-        <w:t>Question: Which one of the following first line drug used to managepost-resuscitation hypotension?</w:t>
+        <w:t xml:space="preserve">Question: A client is prescribed an oral hypoglycemic, glipizide. The nurse should teach the client that this medication works by:</w:t>
       </w:r>
     </w:p>
     <w:p>
-      <w:pPr>
-        <w:spacing w:after="0" w:before="0"/>
-      </w:pPr>
       <w:r>
-        <w:rPr>
-          <w:b w:val="0"/>
-          <w:sz w:val="22"/>
-        </w:rPr>
-        <w:t>(a) ADR</w:t>
+        <w:t xml:space="preserve">(a) Stimulating the pancreas to release more insulin</w:t>
       </w:r>
     </w:p>
     <w:p>
-      <w:pPr>
-        <w:spacing w:after="0" w:before="0"/>
-      </w:pPr>
       <w:r>
-        <w:rPr>
-          <w:b w:val="0"/>
-          <w:sz w:val="22"/>
-        </w:rPr>
-        <w:t>(b) Dopamine</w:t>
+        <w:t xml:space="preserve">(b) Increasing insulin sensitivity only</w:t>
       </w:r>
     </w:p>
     <w:p>
-      <w:pPr>
-        <w:spacing w:after="0" w:before="0"/>
-      </w:pPr>
       <w:r>
-        <w:rPr>
-          <w:b w:val="0"/>
-          <w:sz w:val="22"/>
-        </w:rPr>
-        <w:t>(c) NORAD</w:t>
+        <w:t xml:space="preserve">(c) Blocking carbohydrate absorption</w:t>
       </w:r>
     </w:p>
     <w:p>
-      <w:pPr>
-        <w:spacing w:after="0" w:before="0"/>
-      </w:pPr>
       <w:r>
-        <w:rPr>
-          <w:b w:val="0"/>
-          <w:sz w:val="22"/>
-        </w:rPr>
-        <w:t>(d) IV Fluid</w:t>
+        <w:t xml:space="preserve">(d) Replacing insulin completely</w:t>
       </w:r>
     </w:p>
     <w:p>
-      <w:pPr>
-        <w:spacing w:after="0" w:before="40"/>
-      </w:pPr>
       <w:r>
-        <w:rPr>
-          <w:b/>
-          <w:sz w:val="22"/>
-        </w:rPr>
-        <w:t>Answer: d</w:t>
+        <w:t xml:space="preserve">Answer: a</w:t>
       </w:r>
     </w:p>
     <w:p>
-      <w:pPr>
-        <w:spacing w:after="0" w:before="0"/>
-      </w:pPr>
       <w:r>
-        <w:rPr>
-          <w:b w:val="0"/>
-          <w:sz w:val="21"/>
-        </w:rPr>
-        <w:t>Solution: The first-line drug used to manage post-resuscitation hypotension is IV fluid (option D). Post-resuscitation hypotension refers to low blood pressure that can occur following successful resuscitation efforts after cardiac arrest or other life-threatening events. The immediate goal in managing post-resuscitation hypotension is to restore and maintain adequate blood pressure to ensure sufficient perfusion to vital organs. IV fluid administration is typically the first intervention, as it helps to increase intravascular volume and improve cardiac output. This initial fluid resuscitation aims to optimize organ perfusion and restore blood pressure.</w:t>
+        <w:t xml:space="preserve">Solution: Glipizide is a sulfonylurea that stimulates pancreatic beta cells to release insulin. It can cause hypoglycemia and is taken before meals.</w:t>
       </w:r>
     </w:p>
     <w:p>
-      <w:pPr>
-        <w:spacing w:after="0" w:before="0"/>
-      </w:pPr>
       <w:r>
-        <w:rPr>
-          <w:b w:val="0"/>
-          <w:sz w:val="20"/>
-        </w:rPr>
-        <w:t>Positive Marks: 1</w:t>
+        <w:t xml:space="preserve">Positive Marks: 1</w:t>
       </w:r>
     </w:p>
     <w:p>
-      <w:pPr>
-        <w:spacing w:after="160" w:before="0"/>
-      </w:pPr>
       <w:r>
-        <w:rPr>
-          <w:b w:val="0"/>
-          <w:sz w:val="20"/>
-        </w:rPr>
-        <w:t>Negative Marks: 0.25</w:t>
+        <w:t xml:space="preserve">Negative Marks: 0.25</w:t>
       </w:r>
     </w:p>
     <w:p>
-      <w:pPr>
-        <w:spacing w:after="20" w:before="120"/>
-      </w:pPr>
       <w:r>
-        <w:rPr>
-          <w:b/>
-          <w:sz w:val="22"/>
-        </w:rPr>
-        <w:t>Question: A client receiving IV oxytocin for labor augmentation has a fetal heart rate of 90 beats/min with late decelerations. What should the nurse do FIRST?</w:t>
+        <w:t xml:space="preserve">Question: A client is diagnosed with a pulmonary embolism. The nurse should place the client in which position?</w:t>
       </w:r>
     </w:p>
     <w:p>
-      <w:pPr>
-        <w:spacing w:after="0" w:before="0"/>
-      </w:pPr>
       <w:r>
-        <w:rPr>
-          <w:b w:val="0"/>
-          <w:sz w:val="22"/>
-        </w:rPr>
-        <w:t>(a) Administer an IV fluid bolus of 500 mL</w:t>
+        <w:t xml:space="preserve">(a) Semi-Fowler's position with the head elevated</w:t>
       </w:r>
     </w:p>
     <w:p>
-      <w:pPr>
-        <w:spacing w:after="0" w:before="0"/>
-      </w:pPr>
       <w:r>
-        <w:rPr>
-          <w:b w:val="0"/>
-          <w:sz w:val="22"/>
-        </w:rPr>
-        <w:t>(b) Increase the infusion rate</w:t>
+        <w:t xml:space="preserve">(b) Flat supine position</w:t>
       </w:r>
     </w:p>
     <w:p>
-      <w:pPr>
-        <w:spacing w:after="0" w:before="0"/>
-      </w:pPr>
       <w:r>
-        <w:rPr>
-          <w:b w:val="0"/>
-          <w:sz w:val="22"/>
-        </w:rPr>
-        <w:t>(c) Turn the client onto her back</w:t>
+        <w:t xml:space="preserve">(c) Prone position</w:t>
       </w:r>
     </w:p>
     <w:p>
-      <w:pPr>
-        <w:spacing w:after="0" w:before="0"/>
-      </w:pPr>
       <w:r>
-        <w:rPr>
-          <w:b w:val="0"/>
-          <w:sz w:val="22"/>
-        </w:rPr>
-        <w:t>(d) Stop the oxytocin infusion</w:t>
+        <w:t xml:space="preserve">(d) Left lateral position only</w:t>
       </w:r>
     </w:p>
     <w:p>
-      <w:pPr>
-        <w:spacing w:after="0" w:before="40"/>
-      </w:pPr>
       <w:r>
-        <w:rPr>
-          <w:b/>
-          <w:sz w:val="22"/>
-        </w:rPr>
-        <w:t>Answer: d</w:t>
+        <w:t xml:space="preserve">Answer: a</w:t>
       </w:r>
     </w:p>
     <w:p>
-      <w:pPr>
-        <w:spacing w:after="0" w:before="0"/>
-      </w:pPr>
       <w:r>
-        <w:rPr>
-          <w:b w:val="0"/>
-          <w:sz w:val="21"/>
-        </w:rPr>
-        <w:t>Solution: Late decelerations indicate uteroplacental insufficiency; the oxytocin is stopped immediately, the client turned to the left side, and oxygen and fluids given while the provider is notified.</w:t>
+        <w:t xml:space="preserve">Solution: Semi-Fowler's position eases breathing and reduces the work of breathing in clients with a pulmonary embolism. Oxygen and anticoagulants are also administered.</w:t>
       </w:r>
     </w:p>
     <w:p>
-      <w:pPr>
-        <w:spacing w:after="0" w:before="0"/>
-      </w:pPr>
       <w:r>
-        <w:rPr>
-          <w:b w:val="0"/>
-          <w:sz w:val="20"/>
-        </w:rPr>
-        <w:t>Positive Marks: 1</w:t>
+        <w:t xml:space="preserve">Positive Marks: 1</w:t>
       </w:r>
     </w:p>
     <w:p>
-      <w:pPr>
-        <w:spacing w:after="160" w:before="0"/>
-      </w:pPr>
       <w:r>
-        <w:rPr>
-          <w:b w:val="0"/>
-          <w:sz w:val="20"/>
-        </w:rPr>
-        <w:t>Negative Marks: 0.25</w:t>
+        <w:t xml:space="preserve">Negative Marks: 0.25</w:t>
       </w:r>
     </w:p>
     <w:p>
-      <w:pPr>
-        <w:spacing w:after="20" w:before="120"/>
-      </w:pPr>
       <w:r>
-        <w:rPr>
-          <w:b/>
-          <w:sz w:val="22"/>
-        </w:rPr>
-        <w:t>Question: A female comes on first antenatal visit at 10 weeks and states that she already have two earlier pregnancy that was delivered three years ago in NST OB 4 that one baby delivered at 36 weeks of gestation and another is delivered at 39 weeks of gestation. What is the GTPAL score?</w:t>
+        <w:t xml:space="preserve"/>
       </w:r>
     </w:p>
     <w:p>
-      <w:pPr>
-        <w:spacing w:after="0" w:before="0"/>
-      </w:pPr>
       <w:r>
-        <w:rPr>
-          <w:b w:val="0"/>
-          <w:sz w:val="22"/>
-        </w:rPr>
-        <w:t>(a) G3 T1 P0 A1 L3</w:t>
+        <w:t xml:space="preserve">Question: A nurse is caring for a client with acute renal failure who is in the diuretic phase. Which complication is the client at greatest risk for?</w:t>
       </w:r>
     </w:p>
     <w:p>
-      <w:pPr>
-        <w:spacing w:after="0" w:before="0"/>
-      </w:pPr>
       <w:r>
-        <w:rPr>
-          <w:b w:val="0"/>
-          <w:sz w:val="22"/>
-        </w:rPr>
-        <w:t>(b) G3 T1 P1 A0 L2</w:t>
+        <w:t xml:space="preserve">(a) Hypovolemia and electrolyte imbalance</w:t>
       </w:r>
     </w:p>
     <w:p>
-      <w:pPr>
-        <w:spacing w:after="0" w:before="0"/>
-      </w:pPr>
       <w:r>
-        <w:rPr>
-          <w:b w:val="0"/>
-          <w:sz w:val="22"/>
-        </w:rPr>
-        <w:t>(c) G3 T1 P1 A3 L1</w:t>
+        <w:t xml:space="preserve">(b) Hypervolemia</w:t>
       </w:r>
     </w:p>
     <w:p>
-      <w:pPr>
-        <w:spacing w:after="0" w:before="0"/>
-      </w:pPr>
       <w:r>
-        <w:rPr>
-          <w:b w:val="0"/>
-          <w:sz w:val="22"/>
-        </w:rPr>
-        <w:t>(d) G3 T2 P2 A1 L2</w:t>
+        <w:t xml:space="preserve">(c) Hyperkalemia</w:t>
       </w:r>
     </w:p>
     <w:p>
-      <w:pPr>
-        <w:spacing w:after="0" w:before="40"/>
-      </w:pPr>
       <w:r>
-        <w:rPr>
-          <w:b/>
-          <w:sz w:val="22"/>
-        </w:rPr>
-        <w:t>Answer: a</w:t>
+        <w:t xml:space="preserve">(d) Metabolic acidosis only</w:t>
       </w:r>
     </w:p>
     <w:p>
-      <w:pPr>
-        <w:spacing w:after="0" w:before="0"/>
-      </w:pPr>
       <w:r>
-        <w:rPr>
-          <w:b w:val="0"/>
-          <w:sz w:val="21"/>
-        </w:rPr>
-        <w:t>Solution: GTPAL is a system used to describe a woman's obstetric history. G stands for gravida, which is the total number of times a woman has been pregnant, including the current pregnancy. T stands for term births, the number of pregnancies carried to term, i.e., 37 weeks or more. P stands for preterm births, the number of pregnancies delivered before 37 weeks. A stands for abortions, including miscarriages and elective terminations. L stands for living children. Based on the given information, the GTPAL score would be G3 T1 P1 A0 L2, indicating that the woman has been pregnant three times, had one term birth, one preterm birth, no abortions, and two living children. (Source: Williams Obstetrics, 25th edition, Chapter 3, page 47)</w:t>
+        <w:t xml:space="preserve">Answer: a</w:t>
       </w:r>
     </w:p>
     <w:p>
-      <w:pPr>
-        <w:spacing w:after="0" w:before="0"/>
-      </w:pPr>
       <w:r>
-        <w:rPr>
-          <w:b w:val="0"/>
-          <w:sz w:val="20"/>
-        </w:rPr>
-        <w:t>Positive Marks: 1</w:t>
+        <w:t xml:space="preserve">Solution: The diuretic phase of acute renal failure is marked by large urine output, risking hypovolemia, hyponatremia, and hypokalemia. Fluids and electrolytes are monitored and replaced.</w:t>
       </w:r>
     </w:p>
     <w:p>
-      <w:pPr>
-        <w:spacing w:after="160" w:before="0"/>
-      </w:pPr>
       <w:r>
-        <w:rPr>
-          <w:b w:val="0"/>
-          <w:sz w:val="20"/>
-        </w:rPr>
-        <w:t>Negative Marks: 0.25</w:t>
+        <w:t xml:space="preserve">Positive Marks: 1</w:t>
       </w:r>
     </w:p>
     <w:p>
-      <w:pPr>
-        <w:spacing w:after="20" w:before="120"/>
-      </w:pPr>
       <w:r>
-        <w:rPr>
-          <w:b/>
-          <w:sz w:val="22"/>
-        </w:rPr>
-        <w:t>Question: What is the recommended HPV vaccination schedule for adolescent girls?</w:t>
+        <w:t xml:space="preserve">Negative Marks: 0.25</w:t>
       </w:r>
     </w:p>
     <w:p>
-      <w:pPr>
-        <w:spacing w:after="0" w:before="0"/>
-      </w:pPr>
       <w:r>
-        <w:rPr>
-          <w:b w:val="0"/>
-          <w:sz w:val="22"/>
-        </w:rPr>
-        <w:t>(a) 3 doses, in 0, 1, 6 month interval &lt;15 years of age group</w:t>
+        <w:t xml:space="preserve"/>
       </w:r>
     </w:p>
     <w:p>
-      <w:pPr>
-        <w:spacing w:after="0" w:before="0"/>
-      </w:pPr>
       <w:r>
-        <w:rPr>
-          <w:b w:val="0"/>
-          <w:sz w:val="22"/>
-        </w:rPr>
-        <w:t>(b) 3 doses, in 0,6,12 month interval&lt;15 years of age group</w:t>
+        <w:t xml:space="preserve">Question: The nurse is teaching a client with a colostomy about skin care. Which statement indicates correct understanding?</w:t>
       </w:r>
     </w:p>
     <w:p>
-      <w:pPr>
-        <w:spacing w:after="0" w:before="0"/>
-      </w:pPr>
       <w:r>
-        <w:rPr>
-          <w:b w:val="0"/>
-          <w:sz w:val="22"/>
-        </w:rPr>
-        <w:t>(c) 2 doses, in 1,6 month interval 15 years of age group</w:t>
+        <w:t xml:space="preserve">(a) "I will clean the skin with mild soap and water and dry it well."</w:t>
       </w:r>
     </w:p>
     <w:p>
-      <w:pPr>
-        <w:spacing w:after="0" w:before="0"/>
-      </w:pPr>
       <w:r>
-        <w:rPr>
-          <w:b w:val="0"/>
-          <w:sz w:val="22"/>
-        </w:rPr>
-        <w:t>(d) 3 doses, in 0,2.6 month interval 15 years of age group</w:t>
+        <w:t xml:space="preserve">(b) "I will scrub the skin vigorously with alcohol."</w:t>
       </w:r>
     </w:p>
     <w:p>
-      <w:pPr>
-        <w:spacing w:after="0" w:before="40"/>
-      </w:pPr>
       <w:r>
-        <w:rPr>
-          <w:b/>
-          <w:sz w:val="22"/>
-        </w:rPr>
-        <w:t>Answer: a</w:t>
+        <w:t xml:space="preserve">(c) "I will leave the pouch off for hours to let the skin breathe."</w:t>
       </w:r>
     </w:p>
     <w:p>
-      <w:pPr>
-        <w:spacing w:after="0" w:before="0"/>
-      </w:pPr>
       <w:r>
-        <w:rPr>
-          <w:b w:val="0"/>
-          <w:sz w:val="21"/>
-        </w:rPr>
-        <w:t>Solution: The recommended HPV vaccination schedule for adolescent girls is three doses given in a 0, 1, 6-month interval for those under 15 years of age (option B). The HPV vaccine protects against several strains of the human papillomavirus, which is a common sexually transmitted infection and a leading cause of cervical cancer. The three-dose schedule provides optimal protection against HPV and is recommended for girls and boys starting at age 11 or 12. The interval between doses allows for the development of an adequate immune response. It is important to follow the recommended schedule to ensure maximum effectiveness of the vaccine.</w:t>
+        <w:t xml:space="preserve">(d) "I will apply the pouch directly over open skin."</w:t>
       </w:r>
     </w:p>
     <w:p>
-      <w:pPr>
-        <w:spacing w:after="0" w:before="0"/>
-      </w:pPr>
       <w:r>
-        <w:rPr>
-          <w:b w:val="0"/>
-          <w:sz w:val="20"/>
-        </w:rPr>
-        <w:t>Positive Marks: 1</w:t>
+        <w:t xml:space="preserve">Answer: a</w:t>
       </w:r>
     </w:p>
     <w:p>
-      <w:pPr>
-        <w:spacing w:after="160" w:before="0"/>
-      </w:pPr>
       <w:r>
-        <w:rPr>
-          <w:b w:val="0"/>
-          <w:sz w:val="20"/>
-        </w:rPr>
-        <w:t>Negative Marks: 0.25</w:t>
+        <w:t xml:space="preserve">Solution: Peristomal skin is cleaned gently with mild soap and water, dried well, and protected with a skin barrier. Alcohol and vigorous scrubbing irritate the skin.</w:t>
       </w:r>
     </w:p>
     <w:p>
-      <w:pPr>
-        <w:spacing w:after="20" w:before="120"/>
-      </w:pPr>
       <w:r>
-        <w:rPr>
-          <w:b/>
-          <w:sz w:val="22"/>
-        </w:rPr>
-        <w:t>Question: Choose the correct statement for Trousseau's sign.</w:t>
+        <w:t xml:space="preserve">Positive Marks: 1</w:t>
       </w:r>
     </w:p>
     <w:p>
-      <w:pPr>
-        <w:spacing w:after="0" w:before="0"/>
-      </w:pPr>
       <w:r>
-        <w:rPr>
-          <w:b w:val="0"/>
-          <w:sz w:val="22"/>
-        </w:rPr>
-        <w:t>(a) Ischemia induces carpal spasm by inflating the blood pressure cuff</w:t>
+        <w:t xml:space="preserve">Negative Marks: 0.25</w:t>
       </w:r>
     </w:p>
     <w:p>
-      <w:pPr>
-        <w:spacing w:after="0" w:before="0"/>
-      </w:pPr>
       <w:r>
-        <w:rPr>
-          <w:b w:val="0"/>
-          <w:sz w:val="22"/>
-        </w:rPr>
-        <w:t>(b) Twitching of facial muscles when the facial nerve is tapped</w:t>
+        <w:t xml:space="preserve"/>
       </w:r>
     </w:p>
     <w:p>
-      <w:pPr>
-        <w:spacing w:after="0" w:before="0"/>
-      </w:pPr>
       <w:r>
-        <w:rPr>
-          <w:b w:val="0"/>
-          <w:sz w:val="22"/>
-        </w:rPr>
-        <w:t>(c) Sudden and severe attacks of pain, swelling, redness and tenderness in the joints.</w:t>
+        <w:t xml:space="preserve">Question: A client with meningitis is prescribed droplet precautions. Which additional isolation measure is required?</w:t>
       </w:r>
     </w:p>
     <w:p>
-      <w:pPr>
-        <w:spacing w:after="0" w:before="0"/>
-      </w:pPr>
       <w:r>
-        <w:rPr>
-          <w:b w:val="0"/>
-          <w:sz w:val="22"/>
-        </w:rPr>
-        <w:t>(d) Tremor, rigidity, bradykinesia and hypokinesia</w:t>
+        <w:t xml:space="preserve">(a) A private room with the door closed and masks for caregivers</w:t>
       </w:r>
     </w:p>
     <w:p>
-      <w:pPr>
-        <w:spacing w:after="0" w:before="40"/>
-      </w:pPr>
       <w:r>
-        <w:rPr>
-          <w:b/>
-          <w:sz w:val="22"/>
-        </w:rPr>
-        <w:t>Answer: a</w:t>
+        <w:t xml:space="preserve">(b) Negative-pressure room with N95 respirators</w:t>
       </w:r>
     </w:p>
     <w:p>
-      <w:pPr>
-        <w:spacing w:after="0" w:before="0"/>
-      </w:pPr>
       <w:r>
-        <w:rPr>
-          <w:b w:val="0"/>
-          <w:sz w:val="21"/>
-        </w:rPr>
-        <w:t>Solution: Trousseau's sign - carpal spasm induced by inflating a blood-pressure cuff above systolic pressure - indicates latent hypocalcemia.</w:t>
+        <w:t xml:space="preserve">(c) Gowns and gloves only</w:t>
       </w:r>
     </w:p>
     <w:p>
-      <w:pPr>
-        <w:spacing w:after="0" w:before="0"/>
-      </w:pPr>
       <w:r>
-        <w:rPr>
-          <w:b w:val="0"/>
-          <w:sz w:val="20"/>
-        </w:rPr>
-        <w:t>Positive Marks: 1</w:t>
+        <w:t xml:space="preserve">(d) No precautions beyond hand hygiene</w:t>
       </w:r>
     </w:p>
     <w:p>
-      <w:pPr>
-        <w:spacing w:after="160" w:before="0"/>
-      </w:pPr>
       <w:r>
-        <w:rPr>
-          <w:b w:val="0"/>
-          <w:sz w:val="20"/>
-        </w:rPr>
-        <w:t>Negative Marks: 0.25</w:t>
+        <w:t xml:space="preserve">Answer: a</w:t>
       </w:r>
     </w:p>
     <w:p>
-      <w:pPr>
-        <w:spacing w:after="20" w:before="120"/>
-      </w:pPr>
       <w:r>
-        <w:rPr>
-          <w:b/>
-          <w:sz w:val="22"/>
-        </w:rPr>
-        <w:t>Question: .Normal PH of amniotic fluid?</w:t>
+        <w:t xml:space="preserve">Solution: Bacterial meningitis requires droplet precautions — a private room and masks within 3 feet of the client. Airborne precautions (negative pressure, N95) are for TB and measles.</w:t>
       </w:r>
     </w:p>
     <w:p>
-      <w:pPr>
-        <w:spacing w:after="0" w:before="0"/>
-      </w:pPr>
       <w:r>
-        <w:rPr>
-          <w:b w:val="0"/>
-          <w:sz w:val="22"/>
-        </w:rPr>
-        <w:t>(a) 3 to 5</w:t>
+        <w:t xml:space="preserve">Positive Marks: 1</w:t>
       </w:r>
     </w:p>
     <w:p>
-      <w:pPr>
-        <w:spacing w:after="0" w:before="0"/>
-      </w:pPr>
       <w:r>
-        <w:rPr>
-          <w:b w:val="0"/>
-          <w:sz w:val="22"/>
-        </w:rPr>
-        <w:t>(b) Above 6.5</w:t>
+        <w:t xml:space="preserve">Negative Marks: 0.25</w:t>
       </w:r>
     </w:p>
     <w:p>
-      <w:pPr>
-        <w:spacing w:after="0" w:before="0"/>
-      </w:pPr>
       <w:r>
-        <w:rPr>
-          <w:b w:val="0"/>
-          <w:sz w:val="22"/>
-        </w:rPr>
-        <w:t>(c) 5.5 to 6.5</w:t>
+        <w:t xml:space="preserve"/>
       </w:r>
     </w:p>
     <w:p>
-      <w:pPr>
-        <w:spacing w:after="0" w:before="0"/>
-      </w:pPr>
       <w:r>
-        <w:rPr>
-          <w:b w:val="0"/>
-          <w:sz w:val="22"/>
-        </w:rPr>
-        <w:t>(d) 4.5 to 5.5</w:t>
+        <w:t xml:space="preserve">Question: A client who has undergone a mastectomy should be taught to:</w:t>
       </w:r>
     </w:p>
     <w:p>
-      <w:pPr>
-        <w:spacing w:after="0" w:before="40"/>
-      </w:pPr>
       <w:r>
-        <w:rPr>
-          <w:b/>
-          <w:sz w:val="22"/>
-        </w:rPr>
-        <w:t>Answer: b</w:t>
+        <w:t xml:space="preserve">(a) Avoid venipuncture and blood pressure measurement on the affected arm</w:t>
       </w:r>
     </w:p>
     <w:p>
-      <w:pPr>
-        <w:spacing w:after="0" w:before="0"/>
-      </w:pPr>
       <w:r>
-        <w:rPr>
-          <w:b w:val="0"/>
-          <w:sz w:val="21"/>
-        </w:rPr>
-        <w:t>Solution: The normal pH of amniotic fluid ranges between 7.0 and 7.5. This pH range is maintained by the balance of acid-base homeostasis in the amniotic fluid, which is regulated by the fetus and the placenta. The pH of amniotic fluid can be affected by various factors such as fetal distress, infection, meconium staining, and umbilical cord compression.</w:t>
+        <w:t xml:space="preserve">(b) Use the affected arm for all injections</w:t>
       </w:r>
     </w:p>
     <w:p>
-      <w:pPr>
-        <w:spacing w:after="0" w:before="0"/>
-      </w:pPr>
       <w:r>
-        <w:rPr>
-          <w:b w:val="0"/>
-          <w:sz w:val="20"/>
-        </w:rPr>
-        <w:t>Positive Marks: 1</w:t>
+        <w:t xml:space="preserve">(c) Wear tight clothing on the affected side</w:t>
       </w:r>
     </w:p>
     <w:p>
-      <w:pPr>
-        <w:spacing w:after="160" w:before="0"/>
-      </w:pPr>
       <w:r>
-        <w:rPr>
-          <w:b w:val="0"/>
-          <w:sz w:val="20"/>
-        </w:rPr>
-        <w:t>Negative Marks: 0.25</w:t>
+        <w:t xml:space="preserve">(d) Sleep on the affected side</w:t>
       </w:r>
     </w:p>
     <w:p>
-      <w:pPr>
-        <w:spacing w:after="20" w:before="120"/>
-      </w:pPr>
       <w:r>
-        <w:rPr>
-          <w:b/>
-          <w:sz w:val="22"/>
-        </w:rPr>
-        <w:t>Question: On which date was the milestone of 100 crore vaccinations (Covaxin + Covishield) completed in India?</w:t>
+        <w:t xml:space="preserve">Answer: a</w:t>
       </w:r>
     </w:p>
     <w:p>
-      <w:pPr>
-        <w:spacing w:after="0" w:before="0"/>
-      </w:pPr>
       <w:r>
-        <w:rPr>
-          <w:b w:val="0"/>
-          <w:sz w:val="22"/>
-        </w:rPr>
-        <w:t>(a) 19.10.2021,</w:t>
+        <w:t xml:space="preserve">Solution: After mastectomy with lymph node removal, the affected arm is at risk for lymphedema; it should not be used for injections, BP cuffs, or venipuncture, and should be protected from injury.</w:t>
       </w:r>
     </w:p>
     <w:p>
-      <w:pPr>
-        <w:spacing w:after="0" w:before="0"/>
-      </w:pPr>
       <w:r>
-        <w:rPr>
-          <w:b w:val="0"/>
-          <w:sz w:val="22"/>
-        </w:rPr>
-        <w:t>(b) 22.10.2021,</w:t>
+        <w:t xml:space="preserve">Positive Marks: 1</w:t>
       </w:r>
     </w:p>
     <w:p>
-      <w:pPr>
-        <w:spacing w:after="0" w:before="0"/>
-      </w:pPr>
       <w:r>
-        <w:rPr>
-          <w:b w:val="0"/>
-          <w:sz w:val="22"/>
-        </w:rPr>
-        <w:t>(c) 20.10.2021,</w:t>
+        <w:t xml:space="preserve">Negative Marks: 0.25</w:t>
       </w:r>
     </w:p>
     <w:p>
-      <w:pPr>
-        <w:spacing w:after="0" w:before="0"/>
-      </w:pPr>
       <w:r>
-        <w:rPr>
-          <w:b w:val="0"/>
-          <w:sz w:val="22"/>
-        </w:rPr>
-        <w:t>(d) 21.10.2021,</w:t>
+        <w:t xml:space="preserve"/>
       </w:r>
     </w:p>
     <w:p>
-      <w:pPr>
-        <w:spacing w:after="0" w:before="40"/>
-      </w:pPr>
       <w:r>
-        <w:rPr>
-          <w:b/>
-          <w:sz w:val="22"/>
-        </w:rPr>
-        <w:t>Answer: d</w:t>
+        <w:t xml:space="preserve">Question: A client with chronic bronchitis is experiencing difficulty expectorating thick secretions. Which nursing intervention is most helpful?</w:t>
       </w:r>
     </w:p>
     <w:p>
-      <w:pPr>
-        <w:spacing w:after="0" w:before="0"/>
-      </w:pPr>
       <w:r>
-        <w:rPr>
-          <w:b w:val="0"/>
-          <w:sz w:val="21"/>
-        </w:rPr>
-        <w:t>Solution: The milestone of 100 crore vaccinations (Covaxin + Covishield) in India was completed on 21.10.2021 (option a). This significant achievement marked the administration of 100 crore doses of COVID-19 vaccines in India's nationwide vaccination campaign. The combined use of Covaxin and Covishield, which are the two primary vaccines being administered in India, contributed to reaching this milestone in the ongoing efforts to protect the population against COVID-19.</w:t>
+        <w:t xml:space="preserve">(a) Increase fluid intake to 2–3 liters per day</w:t>
       </w:r>
     </w:p>
     <w:p>
-      <w:pPr>
-        <w:spacing w:after="0" w:before="0"/>
-      </w:pPr>
       <w:r>
-        <w:rPr>
-          <w:b w:val="0"/>
-          <w:sz w:val="20"/>
-        </w:rPr>
-        <w:t>Positive Marks: 1</w:t>
+        <w:t xml:space="preserve">(b) Restrict fluids</w:t>
       </w:r>
     </w:p>
     <w:p>
-      <w:pPr>
-        <w:spacing w:after="160" w:before="0"/>
-      </w:pPr>
       <w:r>
-        <w:rPr>
-          <w:b w:val="0"/>
-          <w:sz w:val="20"/>
-        </w:rPr>
-        <w:t>Negative Marks: 0.25</w:t>
+        <w:t xml:space="preserve">(c) Provide dry, cool air</w:t>
       </w:r>
     </w:p>
     <w:p>
-      <w:pPr>
-        <w:spacing w:after="20" w:before="120"/>
-      </w:pPr>
       <w:r>
-        <w:rPr>
-          <w:b/>
-          <w:sz w:val="22"/>
-        </w:rPr>
-        <w:t>Question: The nurse notes that a client's abdominal wound has dehisced and bowel is protruding. What should the nurse do FIRST?</w:t>
+        <w:t xml:space="preserve">(d) Administer a cough suppressant</w:t>
       </w:r>
     </w:p>
     <w:p>
-      <w:pPr>
-        <w:spacing w:after="0" w:before="0"/>
-      </w:pPr>
       <w:r>
-        <w:rPr>
-          <w:b w:val="0"/>
-          <w:sz w:val="22"/>
-        </w:rPr>
-        <w:t>(a) Gently push the bowel back into the abdomen</w:t>
+        <w:t xml:space="preserve">Answer: a</w:t>
       </w:r>
     </w:p>
     <w:p>
-      <w:pPr>
-        <w:spacing w:after="0" w:before="0"/>
-      </w:pPr>
       <w:r>
-        <w:rPr>
-          <w:b w:val="0"/>
-          <w:sz w:val="22"/>
-        </w:rPr>
-        <w:t>(b) Place the client flat and wait for the surgeon</w:t>
+        <w:t xml:space="preserve">Solution: Adequate hydration thins secretions, making them easier to expectorate. Cool mist and chest physiotherapy also help mobilize mucus; cough suppressants are avoided for productive coughs.</w:t>
       </w:r>
     </w:p>
     <w:p>
-      <w:pPr>
-        <w:spacing w:after="0" w:before="0"/>
-      </w:pPr>
       <w:r>
-        <w:rPr>
-          <w:b w:val="0"/>
-          <w:sz w:val="22"/>
-        </w:rPr>
-        <w:t>(c) Cover the wound with sterile saline-soaked dressings</w:t>
+        <w:t xml:space="preserve">Positive Marks: 1</w:t>
       </w:r>
     </w:p>
     <w:p>
-      <w:pPr>
-        <w:spacing w:after="0" w:before="0"/>
-      </w:pPr>
       <w:r>
-        <w:rPr>
-          <w:b w:val="0"/>
-          <w:sz w:val="22"/>
-        </w:rPr>
-        <w:t>(d) Apply a dry sterile dressing</w:t>
+        <w:t xml:space="preserve">Negative Marks: 0.25</w:t>
       </w:r>
     </w:p>
     <w:p>
-      <w:pPr>
-        <w:spacing w:after="0" w:before="40"/>
-      </w:pPr>
       <w:r>
-        <w:rPr>
-          <w:b/>
-          <w:sz w:val="22"/>
-        </w:rPr>
-        <w:t>Answer: c</w:t>
+        <w:t xml:space="preserve"/>
       </w:r>
     </w:p>
     <w:p>
-      <w:pPr>
-        <w:spacing w:after="0" w:before="0"/>
-      </w:pPr>
       <w:r>
-        <w:rPr>
-          <w:b w:val="0"/>
-          <w:sz w:val="21"/>
-        </w:rPr>
-        <w:t>Solution: Eviscerated bowel must be kept moist with sterile saline-soaked gauze to prevent drying and necrosis; it is never pushed back, and the surgeon is notified immediately.</w:t>
+        <w:t xml:space="preserve">Question: The nurse is preparing to administer an injection to a 2-year-old child. Which site is preferred for intramuscular injections in this age group?</w:t>
       </w:r>
     </w:p>
     <w:p>
-      <w:pPr>
-        <w:spacing w:after="0" w:before="0"/>
-      </w:pPr>
       <w:r>
-        <w:rPr>
-          <w:b w:val="0"/>
-          <w:sz w:val="20"/>
-        </w:rPr>
-        <w:t>Positive Marks: 1</w:t>
+        <w:t xml:space="preserve">(a) Vastus lateralis</w:t>
       </w:r>
     </w:p>
     <w:p>
-      <w:pPr>
-        <w:spacing w:after="160" w:before="0"/>
-      </w:pPr>
       <w:r>
-        <w:rPr>
-          <w:b w:val="0"/>
-          <w:sz w:val="20"/>
-        </w:rPr>
-        <w:t>Negative Marks: 0.25</w:t>
+        <w:t xml:space="preserve">(b) Deltoid</w:t>
       </w:r>
     </w:p>
     <w:p>
-      <w:pPr>
-        <w:spacing w:after="20" w:before="120"/>
-      </w:pPr>
       <w:r>
-        <w:rPr>
-          <w:b/>
-          <w:sz w:val="22"/>
-        </w:rPr>
-        <w:t>Question: Identify the obstetrical conjugate distance measured clinically during pelvic assessment</w:t>
+        <w:t xml:space="preserve">(c) Dorsogluteal</w:t>
       </w:r>
     </w:p>
     <w:p>
-      <w:pPr>
-        <w:spacing w:after="0" w:before="0"/>
-      </w:pPr>
       <w:r>
-        <w:rPr>
-          <w:b w:val="0"/>
-          <w:sz w:val="22"/>
-        </w:rPr>
-        <w:t>(a) Obstetric conjugate</w:t>
+        <w:t xml:space="preserve">(d) Ventrogluteal only</w:t>
       </w:r>
     </w:p>
     <w:p>
-      <w:pPr>
-        <w:spacing w:after="0" w:before="0"/>
-      </w:pPr>
       <w:r>
-        <w:rPr>
-          <w:b w:val="0"/>
-          <w:sz w:val="22"/>
-        </w:rPr>
-        <w:t>(b) Diagonal conjugate</w:t>
+        <w:t xml:space="preserve">Answer: a</w:t>
       </w:r>
     </w:p>
     <w:p>
-      <w:pPr>
-        <w:spacing w:after="0" w:before="0"/>
-      </w:pPr>
       <w:r>
-        <w:rPr>
-          <w:b w:val="0"/>
-          <w:sz w:val="22"/>
-        </w:rPr>
-        <w:t>(c) True conjugate</w:t>
+        <w:t xml:space="preserve">Solution: The vastus lateralis is the preferred IM site for infants and toddlers because it is well developed and away from major nerves and vessels. The dorsogluteal is avoided in children under 3 years.</w:t>
       </w:r>
     </w:p>
     <w:p>
-      <w:pPr>
-        <w:spacing w:after="0" w:before="0"/>
-      </w:pPr>
       <w:r>
-        <w:rPr>
-          <w:b w:val="0"/>
-          <w:sz w:val="22"/>
-        </w:rPr>
-        <w:t>(d) External conjugate</w:t>
+        <w:t xml:space="preserve">Positive Marks: 1</w:t>
       </w:r>
     </w:p>
     <w:p>
-      <w:pPr>
-        <w:spacing w:after="0" w:before="40"/>
-      </w:pPr>
       <w:r>
-        <w:rPr>
-          <w:b/>
-          <w:sz w:val="22"/>
-        </w:rPr>
-        <w:t>Answer: a</w:t>
+        <w:t xml:space="preserve">Negative Marks: 0.25</w:t>
       </w:r>
     </w:p>
     <w:p>
-      <w:pPr>
-        <w:spacing w:after="0" w:before="0"/>
-      </w:pPr>
       <w:r>
-        <w:rPr>
-          <w:b w:val="0"/>
-          <w:sz w:val="21"/>
-        </w:rPr>
-        <w:t>Solution: Obstetric conjugate is the shortest anteroposterior diameter of the pelvic inlet through which the fetal head must pass (normal ~10.5 cm).</w:t>
+        <w:t xml:space="preserve"/>
       </w:r>
     </w:p>
     <w:p>
-      <w:pPr>
-        <w:spacing w:after="0" w:before="0"/>
-      </w:pPr>
       <w:r>
-        <w:rPr>
-          <w:b w:val="0"/>
-          <w:sz w:val="20"/>
-        </w:rPr>
-        <w:t>Positive Marks: 1</w:t>
+        <w:t xml:space="preserve">Question: A client with a diagnosis of hiatal hernia should be taught to:</w:t>
       </w:r>
     </w:p>
     <w:p>
-      <w:pPr>
-        <w:spacing w:after="160" w:before="0"/>
-      </w:pPr>
       <w:r>
-        <w:rPr>
-          <w:b w:val="0"/>
-          <w:sz w:val="20"/>
-        </w:rPr>
-        <w:t>Negative Marks: 0.25</w:t>
+        <w:t xml:space="preserve">(a) Eat small, frequent meals and avoid lying down after meals</w:t>
       </w:r>
     </w:p>
     <w:p>
-      <w:pPr>
-        <w:spacing w:after="20" w:before="120"/>
-      </w:pPr>
       <w:r>
-        <w:rPr>
-          <w:b/>
-          <w:sz w:val="22"/>
-        </w:rPr>
-        <w:t>Question: Before suturing at the end of an open abdominal surgery, what is the mandatory priority action for the scrub nurse?</w:t>
+        <w:t xml:space="preserve">(b) Eat large meals to stretch the stomach</w:t>
       </w:r>
     </w:p>
     <w:p>
-      <w:pPr>
-        <w:spacing w:after="0" w:before="0"/>
-      </w:pPr>
       <w:r>
-        <w:rPr>
-          <w:b w:val="0"/>
-          <w:sz w:val="22"/>
-        </w:rPr>
-        <w:t>(a) Disinfection of OT room</w:t>
+        <w:t xml:space="preserve">(c) Lie flat immediately after eating</w:t>
       </w:r>
     </w:p>
     <w:p>
-      <w:pPr>
-        <w:spacing w:after="0" w:before="0"/>
-      </w:pPr>
       <w:r>
-        <w:rPr>
-          <w:b w:val="0"/>
-          <w:sz w:val="22"/>
-        </w:rPr>
-        <w:t>(b) Change surgical gown</w:t>
+        <w:t xml:space="preserve">(d) Increase intra-abdominal pressure by bending</w:t>
       </w:r>
     </w:p>
     <w:p>
-      <w:pPr>
-        <w:spacing w:after="0" w:before="0"/>
-      </w:pPr>
       <w:r>
-        <w:rPr>
-          <w:b w:val="0"/>
-          <w:sz w:val="22"/>
-        </w:rPr>
-        <w:t>(c) Clean instruments</w:t>
+        <w:t xml:space="preserve">Answer: a</w:t>
       </w:r>
     </w:p>
     <w:p>
-      <w:pPr>
-        <w:spacing w:after="0" w:before="0"/>
-      </w:pPr>
       <w:r>
-        <w:rPr>
-          <w:b w:val="0"/>
-          <w:sz w:val="22"/>
-        </w:rPr>
-        <w:t>(d) Perform complete sponge, needle, and instrument count with circulator</w:t>
+        <w:t xml:space="preserve">Solution: Hiatal hernia causes reflux; small meals, remaining upright after meals, and avoiding straining reduce symptoms. Bending and lying flat worsen reflux.</w:t>
       </w:r>
     </w:p>
     <w:p>
-      <w:pPr>
-        <w:spacing w:after="0" w:before="40"/>
-      </w:pPr>
       <w:r>
-        <w:rPr>
-          <w:b/>
-          <w:sz w:val="22"/>
-        </w:rPr>
-        <w:t>Answer: d</w:t>
+        <w:t xml:space="preserve">Positive Marks: 1</w:t>
       </w:r>
     </w:p>
     <w:p>
-      <w:pPr>
-        <w:spacing w:after="0" w:before="0"/>
-      </w:pPr>
       <w:r>
-        <w:rPr>
-          <w:b w:val="0"/>
-          <w:sz w:val="21"/>
-        </w:rPr>
-        <w:t>Solution: A dual, verified count of surgical sponges, needles, and instruments before peritoneal closure is mandatory to prevent retained surgical items (gossypiboma).</w:t>
+        <w:t xml:space="preserve">Negative Marks: 0.25</w:t>
       </w:r>
     </w:p>
     <w:p>
-      <w:pPr>
-        <w:spacing w:after="0" w:before="0"/>
-      </w:pPr>
       <w:r>
-        <w:rPr>
-          <w:b w:val="0"/>
-          <w:sz w:val="20"/>
-        </w:rPr>
-        <w:t>Positive Marks: 1</w:t>
+        <w:t xml:space="preserve"/>
       </w:r>
     </w:p>
     <w:p>
-      <w:pPr>
-        <w:spacing w:after="160" w:before="0"/>
-      </w:pPr>
       <w:r>
-        <w:rPr>
-          <w:b w:val="0"/>
-          <w:sz w:val="20"/>
-        </w:rPr>
-        <w:t>Negative Marks: 0.25</w:t>
+        <w:t xml:space="preserve">Question: A client is receiving IV fluids postoperatively. The nurse notes that the client's urine output is 15 mL/hour. The nurse should:</w:t>
+      </w:r>
+    </w:p>
+    <w:p>
+      <w:r>
+        <w:t xml:space="preserve">(a) Notify the physician — this suggests inadequate renal perfusion</w:t>
+      </w:r>
+    </w:p>
+    <w:p>
+      <w:r>
+        <w:t xml:space="preserve">(b) Document this as normal</w:t>
+      </w:r>
+    </w:p>
+    <w:p>
+      <w:r>
+        <w:t xml:space="preserve">(c) Decrease the IV rate</w:t>
+      </w:r>
+    </w:p>
+    <w:p>
+      <w:r>
+        <w:t xml:space="preserve">(d) Restrict fluids</w:t>
+      </w:r>
+    </w:p>
+    <w:p>
+      <w:r>
+        <w:t xml:space="preserve">Answer: a</w:t>
+      </w:r>
+    </w:p>
+    <w:p>
+      <w:r>
+        <w:t xml:space="preserve">Solution: Urine output below 30 mL/hour indicates decreased renal perfusion and requires immediate attention. The physician is notified and IV rate may be adjusted.</w:t>
+      </w:r>
+    </w:p>
+    <w:p>
+      <w:r>
+        <w:t xml:space="preserve">Positive Marks: 1</w:t>
+      </w:r>
+    </w:p>
+    <w:p>
+      <w:r>
+        <w:t xml:space="preserve">Negative Marks: 0.25</w:t>
+      </w:r>
+    </w:p>
+    <w:p>
+      <w:r>
+        <w:t xml:space="preserve"/>
+      </w:r>
+    </w:p>
+    <w:p>
+      <w:r>
+        <w:t xml:space="preserve">Question: A client with asthma is using a peak flow meter at home. The nurse teaches the client that a peak flow reading in the green zone indicates:</w:t>
+      </w:r>
+    </w:p>
+    <w:p>
+      <w:r>
+        <w:t xml:space="preserve">(a) The asthma is well controlled</w:t>
+      </w:r>
+    </w:p>
+    <w:p>
+      <w:r>
+        <w:t xml:space="preserve">(b) Immediate emergency care is needed</w:t>
+      </w:r>
+    </w:p>
+    <w:p>
+      <w:r>
+        <w:t xml:space="preserve">(c) The medication should be doubled</w:t>
+      </w:r>
+    </w:p>
+    <w:p>
+      <w:r>
+        <w:t xml:space="preserve">(d) The client should go to the hospital</w:t>
+      </w:r>
+    </w:p>
+    <w:p>
+      <w:r>
+        <w:t xml:space="preserve">Answer: a</w:t>
+      </w:r>
+    </w:p>
+    <w:p>
+      <w:r>
+        <w:t xml:space="preserve">Solution: The green zone (80–100% of personal best) indicates good asthma control. Yellow (50–80%) signals caution; red (below 50%) is a medical emergency.</w:t>
+      </w:r>
+    </w:p>
+    <w:p>
+      <w:r>
+        <w:t xml:space="preserve">Positive Marks: 1</w:t>
+      </w:r>
+    </w:p>
+    <w:p>
+      <w:r>
+        <w:t xml:space="preserve">Negative Marks: 0.25</w:t>
       </w:r>
     </w:p>
     <w:sectPr>
       <w:pgSz w:w="12240" w:h="15840"/>
-      <w:pgMar w:top="864" w:right="1008" w:bottom="864" w:left="1008" w:header="720" w:footer="720" w:gutter="0"/>
+      <w:pgMar w:top="1440" w:right="1800" w:bottom="1440" w:left="1800" w:header="720" w:footer="720" w:gutter="0"/>
       <w:cols w:space="720"/>
       <w:docGrid w:linePitch="360"/>
     </w:sectPr>
@@ -2535,10 +1365,6 @@
     <w:name w:val="Normal"/>
     <w:qFormat/>
     <w:rsid w:val="00FC693F"/>
-    <w:rPr>
-      <w:rFonts w:ascii="Calibri" w:hAnsi="Calibri"/>
-      <w:sz w:val="22"/>
-    </w:rPr>
   </w:style>
   <w:style w:type="paragraph" w:styleId="Header">
     <w:name w:val="header"/>
